--- a/javoblar/044.docx
+++ b/javoblar/044.docx
@@ -92,7 +92,7 @@
         <w:spacing w:after="40"/>
       </w:pPr>
       <w:r>
-        <w:t xml:space="preserve">sut va sut mahsulotlari;</w:t>
+        <w:t xml:space="preserve">sut va sut mahsulotlari (yetarli termik ishlov berilmagan);</w:t>
       </w:r>
     </w:p>
     <w:p>
@@ -114,7 +114,7 @@
         <w:jc w:val="both"/>
       </w:pPr>
       <w:r>
-        <w:t xml:space="preserve">Qo'zg'atuvchining oziq-ovqatda ko'payishi uchun qulay sharoit (yetarli harorat, vaqt) salmonellyoz avj olishining asosiy sababidir. Maishiy-kontakt va suv yo'llari kamroq ahamiyatga ega, biroq bolalar muassasalarida maishiy yo'l ham muhim bo'lishi mumkin [1][2]. Salmonellyozda kasallikning og'irligi ko'pincha organizmga tushgan qo'zg'atuvchining miqdoriga (dozasiga) bog'liq bo'ladi; qo'zg'atuvchi ko'p ko'paygan oziq-ovqatni iste'mol qilish og'ir va guruhiy kasallanishga olib keladi.</w:t>
+        <w:t xml:space="preserve">Qo'zg'atuvchining oziq-ovqatda ko'payishi uchun qulay sharoit — yetarli harorat va vaqt — salmonellyoz avj olishining asosiy sababidir, shu bois sovuqlik rejimi va saqlash muddatining buzilishi xavfni keskin oshiradi. Maishiy-kontakt va suv yo'llari kamroq ahamiyatga ega, biroq bolalar muassasalarida maishiy yo'l ham muhim bo'lishi mumkin [1][2]. Salmonellyozda kasallikning og'irligi ko'pincha organizmga tushgan qo'zg'atuvchining miqdoriga (dozasiga) bog'liq bo'ladi; qo'zg'atuvchi ko'p ko'paygan oziq-ovqatni iste'mol qilish og'ir va guruhiy kasallanishga olib keladi.</w:t>
       </w:r>
     </w:p>
     <w:p>

--- a/javoblar/044.docx
+++ b/javoblar/044.docx
@@ -79,7 +79,7 @@
         <w:spacing w:after="40"/>
       </w:pPr>
       <w:r>
-        <w:t xml:space="preserve">parranda va qoramol go'shti hamda ulardan tayyorlangan taomlar;</w:t>
+        <w:t xml:space="preserve">parranda va qoramol go'shti hamda ulardan yetarli pishirilmay tayyorlangan taomlar;</w:t>
       </w:r>
     </w:p>
     <w:p>

--- a/javoblar/044.docx
+++ b/javoblar/044.docx
@@ -132,7 +132,7 @@
         <w:jc w:val="both"/>
       </w:pPr>
       <w:r>
-        <w:t xml:space="preserve">Salmonellyoz yozgi-kuzgi mavsumiylikka ega, bu issiq havoda qo'zg'atuvchining oziq-ovqatda tez ko'payishi bilan bog'liq. Kasallanish ko'pincha oziq-ovqat bilan bog'liq guruhiy o'choqlar (to'y, bayram, umumiy ovqatlanish) ko'rinishida yuzaga keladi va bir vaqtda ko'p sonli holatlar bilan tavsiflanadi. Xavf guruhlariga kichik yoshdagi bolalar, keksalar va immuniteti pasaygan shaxslar kiradi; ularda kasallik og'irroq kechadi. So'nggi o'n yilliklarda antibiotiklarga chidamli salmonella shtammlarining tarqalishi alohida muammo bo'lib qolmoqda; bu chidamlilik ko'pincha chorvachilikda antibiotiklardan keng foydalanish bilan bog'liq va davolashni murakkablashtiradi [2]. Shu bois salmonellyoz "Yagona salomatlik" (One Health) yondashuvi doirasida — odam, hayvon va atrof-muhit salomatligini birgalikda ko'rib chiqish asosida nazorat qilinadi. Qo'zg'atuvchi serotiplarini aniqlash va ularni taqqoslash infeksiya manbaini va tarqalish zanjirini aniqlashda muhim.</w:t>
+        <w:t xml:space="preserve">Salmonellyoz yozgi-kuzgi mavsumiylikka ega, bu issiq havoda qo'zg'atuvchining oziq-ovqatda tez ko'payishi bilan bog'liq. Kasallanish ko'pincha oziq-ovqat bilan bog'liq guruhiy o'choqlar (to'y, bayram, umumiy ovqatlanish) ko'rinishida yuzaga keladi va bir vaqtda ko'p sonli holatlar bilan tavsiflanadi. Xavf guruhlariga kichik yoshdagi bolalar, keksalar va immuniteti pasaygan shaxslar kiradi; ularda kasallik og'irroq va asoratlar bilan kechadi. So'nggi o'n yilliklarda antibiotiklarga chidamli salmonella shtammlarining tarqalishi alohida muammo bo'lib qolmoqda; bu chidamlilik ko'pincha chorvachilikda antibiotiklardan keng foydalanish bilan bog'liq va davolashni murakkablashtiradi [2]. Shu bois salmonellyoz "Yagona salomatlik" (One Health) yondashuvi doirasida — odam, hayvon va atrof-muhit salomatligini birgalikda ko'rib chiqish asosida nazorat qilinadi. Qo'zg'atuvchi serotiplarini aniqlash va ularni taqqoslash infeksiya manbaini va tarqalish zanjirini aniqlashda muhim.</w:t>
       </w:r>
     </w:p>
     <w:p>

--- a/javoblar/044.docx
+++ b/javoblar/044.docx
@@ -8,7 +8,7 @@
         <w:spacing w:after="200"/>
       </w:pPr>
       <w:r>
-        <w:t xml:space="preserve">44. Salmonellyoz kasalligining epidemiologiyasi va uning oldini olish choralari. Epidemiyaga qarshi chora-tadbirlarni rejalashtirish</w:t>
+        <w:t xml:space="preserve">44. Ich terlama kasalligida epidemik jarayon xususiyatlari, unga tashxis qo'yish. Epidemiyaga qarshi chora-tadbirlarni rejalashtirish</w:t>
       </w:r>
     </w:p>
     <w:p>
@@ -17,7 +17,7 @@
         <w:jc w:val="both"/>
       </w:pPr>
       <w:r>
-        <w:t xml:space="preserve">Salmonellyoz — Salmonella avlodiga mansub bakteriyalar (ich terlama qo'zg'atuvchisidan tashqari) keltirib chiqaradigan o'tkir ichak infeksiyasi bo'lib, u asosan oshqozon-ichak trakti zararlanishi, intoksikatsiya va degidratatsiya bilan kechadi. Salmonellyoz zoonoz-antroponoz tabiatga ega bo'lib, fekal-oral mexanizm orqali, asosan oziq-ovqat yo'li bilan yuqadi. O'zbekistonda unga qarshi kurash SSV ning 2015-yil 25-martdagi 122-sonli buyrug'i bilan tartibga solingan [1]. Salmonellyoz dunyo bo'ylab keng tarqalgan oziq-ovqat orqali yuqadigan kasalliklardan biri bo'lib, JSST ma'lumotiga ko'ra, nostifoid salmonellalar global miqyosda eng ko'p uchraydigan oziq-ovqat orqali yuqadigan infeksiyalar qatoriga kiradi [2]. Ich terlamadan farqli ravishda, nostifoid salmonellyoz odatda o'z-o'zidan cheklanadigan gastroenterit shaklida kechadi, biroq xavf guruhlarida og'ir va umumlashgan shakllarga o'tishi mumkin.</w:t>
+        <w:t xml:space="preserve">Ich terlama (qorin tifi) — Salmonella Typhi bakteriyasi keltirib chiqaradigan o'tkir antroponoz ichak infeksiyasi bo'lib, u yuqori isitma, intoksikatsiya, oshqozon-ichak trakti zararlanishi va o'ziga xos toshma bilan kechadi. O'zbekistonda ich terlamaga qarshi kurash SSV ning 2015-yil 25-martdagi 122-sonli buyrug'i bilan tartibga solingan [1]. Kasallik fekal-oral mexanizm orqali yuqadi va sanitariya sharoiti past, xavfsiz suvga kirish cheklangan hududlarda keng tarqalgan; u dunyo bo'ylab, ayniqsa rivojlanayotgan mamlakatlarda jiddiy jamoat salomatligi muammosi bo'lib qolmoqda [2].</w:t>
       </w:r>
     </w:p>
     <w:p>
@@ -35,7 +35,7 @@
         <w:jc w:val="both"/>
       </w:pPr>
       <w:r>
-        <w:t xml:space="preserve">Qo'zg'atuvchi — Salmonella avlodiga mansub ko'plab serotiplar (eng ko'p uchraydiganlari S. Enteritidis va S. Typhimurium) bo'lib, ular tashqi muhitda, jumladan oziq-ovqat mahsulotlarida uzoq saqlanadi va ko'payadi. Salmonellyozning muhim epidemiologik xususiyati — uning zoonoz tabiatidir: infeksiya manbai asosan hayvonlar, ayniqsa parrandalar (tovuq, tuxum), qoramol va cho'chqalardir [2]. Bundan tashqari, kasal odam va bakteriotashuvchi ham manba bo'lishi mumkin. Shu bois salmonellyoz profilaktikasida veterinariya-sanitariya nazorati alohida ahamiyatga ega. Salmonellalar issiqlikka nisbatan sezgir — yetarli pishirishda halok bo'ladi, biroq past haroratda uzoq saqlanadi va xona haroratida oziq-ovqatda jadal ko'payadi. Aynan shu biologik xususiyat salmonellyozning oziq-ovqat orqali yuqishini va yozgi mavsumda ko'payishini belgilaydi. Kasal odam va bakteriotashuvchi ham qo'zg'atuvchini najas orqali ajratib, maishiy yo'l bilan infeksiyani tarqatishi mumkin, ayniqsa bolalar jamoalarida.</w:t>
+        <w:t xml:space="preserve">Qo'zg'atuvchi — Salmonella enterica serovar Typhi bo'lib, u faqat odam organizmida yashaydigan (inson bilan cheklangan) mikroorganizmdir [2]. Shu bois ich terlama antroponoz hisoblanadi va infeksiya manbai faqat odam — kasal yoki qo'zg'atuvchi tashuvchi bo'ladi. Ich terlamada surunkali bakteriotashuvchilik alohida epidemiologik ahamiyatga ega: sog'aygan ba'zi shaxslar uzoq vaqt, ba'zan umrbod qo'zg'atuvchini ajratib turadi va klinik belgisiz holda infeksiya manbai bo'lib qoladi. Aynan surunkali tashuvchilar ko'pincha yangi o'choqlarning manbai hisoblanadi va ularni aniqlash qiyin [1][2]. Qo'zg'atuvchi odam o't pufagida uzoq saqlanishi mumkin, shu sababli surunkali tashuvchilik ko'pincha o't yo'llari patologiyasi bilan bog'liq bo'ladi. Tashuvchilarni o'z vaqtida aniqlash va ularni oziq-ovqat hamda suv ta'minoti bilan bog'liq ishlardan chetlatish ich terlama epidemiologik nazoratining muhim vazifasidir, chunki bitta aniqlanmagan tashuvchi ko'p sonli kasallanishga sabab bo'lishi mumkin.</w:t>
       </w:r>
     </w:p>
     <w:p>
@@ -44,7 +44,7 @@
         <w:spacing w:after="80" w:before="160"/>
       </w:pPr>
       <w:r>
-        <w:t xml:space="preserve">Yuqish yo'llari</w:t>
+        <w:t xml:space="preserve">Epidemik jarayon xususiyatlari</w:t>
       </w:r>
     </w:p>
     <w:p>
@@ -53,7 +53,25 @@
         <w:jc w:val="both"/>
       </w:pPr>
       <w:r>
-        <w:t xml:space="preserve">Salmonellyozda yetakchi yuqish yo'li — oziq-ovqat yo'li. Qo'zg'atuvchi quyidagi mahsulotlar orqali yuqadi:</w:t>
+        <w:t xml:space="preserve">Ich terlamada epidemik jarayonning quyidagi xususiyatlari ajralib turadi. Qo'zg'atuvchi najas va siydik orqali tashqi muhitga chiqadi, so'ng suv, oziq-ovqat yoki iflos qo'llar orqali yangi organizmga kiradi. Yuqishning asosiy yo'llari suv, oziq-ovqat va maishiy-kontakt yo'llari bo'lib, suv yo'li ko'pincha ko'p sonli holatlar bilan kechadigan epidemiyalarni keltirib chiqaradi. Inkubatsion davr odatda 6–30 kunni tashkil etadi, bu kasallikning klinik va epidemiologik kuzatuvida, xususan o'choq davomiyligini va kuzatuv muddatini belgilashda hisobga olinadi; paratiflarda inkubatsion davr qisqaroq — 1–10 kun [2]. Kasallanish yozgi-kuzgi mavsumiylikka ega va bemor qo'zg'atuvchini kasallikning turli davrlarida, jumladan sog'ayish davrida ham ajratishi mumkin. Epidemik jarayonning jadalligi aholining sanitariya sharoiti, suv ta'minotining holati va surunkali tashuvchilar soniga bog'liq. Suv yo'li epidemiyalarida kasallanish bir vaqtda ko'tariladi va bir manba (ifloslangan quduq yoki vodoprovod) bilan bog'lanadi, maishiy-kontakt yo'lida esa holatlar asta-sekin, oilalar ichida tarqaladi; bu farqlar epidemiologik tashxis uchun muhim ko'rsatkichdir.</w:t>
+      </w:r>
+    </w:p>
+    <w:p>
+      <w:pPr>
+        <w:pStyle w:val="Heading2"/>
+        <w:spacing w:after="80" w:before="160"/>
+      </w:pPr>
+      <w:r>
+        <w:t xml:space="preserve">Tashxis qo'yish</w:t>
+      </w:r>
+    </w:p>
+    <w:p>
+      <w:pPr>
+        <w:spacing w:after="120"/>
+        <w:jc w:val="both"/>
+      </w:pPr>
+      <w:r>
+        <w:t xml:space="preserve">Ich terlamaga tashxis klinik, epidemiologik va laboratoriya ma'lumotlari asosida qo'yiladi. Laboratoriya tashxisi hal qiluvchi ahamiyatga ega va quyidagilarni o'z ichiga oladi:</w:t>
       </w:r>
     </w:p>
     <w:p>
@@ -61,12 +79,12 @@
         <w:pStyle w:val="ListParagraph"/>
         <w:numPr>
           <w:ilvl w:val="0"/>
-          <w:numId w:val="2"/>
+          <w:numId w:val="101"/>
         </w:numPr>
         <w:spacing w:after="40"/>
       </w:pPr>
       <w:r>
-        <w:t xml:space="preserve">tuxum va tuxum mahsulotlari (ayniqsa yetarli pishirilmagan);</w:t>
+        <w:t xml:space="preserve">bakteriologik usul — qondan qo'zg'atuvchini ajratish (gemokultura) kasallikning birinchi haftasida eng samarali va ishonchli;</w:t>
       </w:r>
     </w:p>
     <w:p>
@@ -74,12 +92,12 @@
         <w:pStyle w:val="ListParagraph"/>
         <w:numPr>
           <w:ilvl w:val="0"/>
-          <w:numId w:val="2"/>
+          <w:numId w:val="101"/>
         </w:numPr>
         <w:spacing w:after="40"/>
       </w:pPr>
       <w:r>
-        <w:t xml:space="preserve">parranda va qoramol go'shti hamda ulardan yetarli pishirilmay tayyorlangan taomlar;</w:t>
+        <w:t xml:space="preserve">najas va siydikdan qo'zg'atuvchini ajratish (koprokultura, urinokultura) — keyingi haftalarda va tashuvchilarni aniqlashda;</w:t>
       </w:r>
     </w:p>
     <w:p>
@@ -87,12 +105,12 @@
         <w:pStyle w:val="ListParagraph"/>
         <w:numPr>
           <w:ilvl w:val="0"/>
-          <w:numId w:val="2"/>
+          <w:numId w:val="101"/>
         </w:numPr>
         <w:spacing w:after="40"/>
       </w:pPr>
       <w:r>
-        <w:t xml:space="preserve">sut va sut mahsulotlari (yetarli termik ishlov berilmagan);</w:t>
+        <w:t xml:space="preserve">serologik usul — qon zardobida spetsifik antitelolarni aniqlash (Vidal reaksiyasi va zamonaviy IFA usullari), odatda kasallikning ikkinchi haftasidan boshlab informativ;</w:t>
       </w:r>
     </w:p>
     <w:p>
@@ -100,12 +118,12 @@
         <w:pStyle w:val="ListParagraph"/>
         <w:numPr>
           <w:ilvl w:val="0"/>
-          <w:numId w:val="2"/>
+          <w:numId w:val="101"/>
         </w:numPr>
         <w:spacing w:after="40"/>
       </w:pPr>
       <w:r>
-        <w:t xml:space="preserve">qo'zg'atuvchi bilan ifloslangan tayyor taomlar (noto'g'ri saqlangan yoki qayta ifloslangan).</w:t>
+        <w:t xml:space="preserve">o't suyuqligi (duodenal zond) dan ekish — surunkali tashuvchilikni aniqlashda qo'llaniladi.</w:t>
       </w:r>
     </w:p>
     <w:p>
@@ -114,7 +132,7 @@
         <w:jc w:val="both"/>
       </w:pPr>
       <w:r>
-        <w:t xml:space="preserve">Qo'zg'atuvchining oziq-ovqatda ko'payishi uchun qulay sharoit — yetarli harorat va vaqt — salmonellyoz avj olishining asosiy sababidir, shu bois sovuqlik rejimi va saqlash muddatining buzilishi xavfni keskin oshiradi. Maishiy-kontakt va suv yo'llari kamroq ahamiyatga ega, biroq bolalar muassasalarida maishiy yo'l ham muhim bo'lishi mumkin [1][2]. Salmonellyozda kasallikning og'irligi ko'pincha organizmga tushgan qo'zg'atuvchining miqdoriga (dozasiga) bog'liq bo'ladi; qo'zg'atuvchi ko'p ko'paygan oziq-ovqatni iste'mol qilish og'ir va guruhiy kasallanishga olib keladi.</w:t>
+        <w:t xml:space="preserve">Laboratoriya namunalari antibakterial davolash boshlanishidan oldin olinishi tashxisning aniqligini oshiradi, chunki antibiotik qo'zg'atuvchini ajratishni qiyinlashtiradi [1]. Namunalar olish qoidalariga qat'iy rioya qilish, ularni to'g'ri saqlash va iloji boricha tez laboratoriyaga yetkazish olingan natijaning ishonchliligini belgilaydi. Erta va to'g'ri qo'yilgan laboratoriya tashxisi nafaqat bemorni davolash, balki epidemiologik nazorat uchun ham muhim.</w:t>
       </w:r>
     </w:p>
     <w:p>
@@ -123,7 +141,7 @@
         <w:spacing w:after="80" w:before="160"/>
       </w:pPr>
       <w:r>
-        <w:t xml:space="preserve">Epidemiologik xususiyatlar</w:t>
+        <w:t xml:space="preserve">Epidemiyaga qarshi chora-tadbirlar</w:t>
       </w:r>
     </w:p>
     <w:p>
@@ -132,7 +150,7 @@
         <w:jc w:val="both"/>
       </w:pPr>
       <w:r>
-        <w:t xml:space="preserve">Salmonellyoz yozgi-kuzgi mavsumiylikka ega, bu issiq havoda qo'zg'atuvchining oziq-ovqatda tez ko'payishi bilan bog'liq. Kasallanish ko'pincha oziq-ovqat bilan bog'liq guruhiy o'choqlar (to'y, bayram, umumiy ovqatlanish) ko'rinishida yuzaga keladi va bir vaqtda ko'p sonli holatlar bilan tavsiflanadi. Xavf guruhlariga kichik yoshdagi bolalar, keksalar va immuniteti pasaygan shaxslar kiradi; ularda kasallik og'irroq va asoratlar bilan kechadi. So'nggi o'n yilliklarda antibiotiklarga chidamli salmonella shtammlarining tarqalishi alohida muammo bo'lib qolmoqda; bu chidamlilik ko'pincha chorvachilikda antibiotiklardan keng foydalanish bilan bog'liq va davolashni murakkablashtiradi [2]. Shu bois salmonellyoz "Yagona salomatlik" (One Health) yondashuvi doirasida — odam, hayvon va atrof-muhit salomatligini birgalikda ko'rib chiqish asosida nazorat qilinadi. Qo'zg'atuvchi serotiplarini aniqlash va ularni taqqoslash infeksiya manbaini va tarqalish zanjirini aniqlashda muhim.</w:t>
+        <w:t xml:space="preserve">Ich terlama o'chog'ida chora-tadbirlar uch yo'nalish bo'yicha rejalashtiriladi. Infeksiya manbaiga qaratilgan choralar: bemorni majburiy kasalxonaga yotqizish, davolash va bakteriologik nazorat ostida chiqarish, tashuvchilarni aniqlash va hisobga olish. Yuqish mexanizmiga qaratilgan choralar: o'choqda joriy va yakuniy dezinfeksiya, suv va oziq-ovqat manbalarini nazorat qilish. Qabul qiluvchan organizmga qaratilgan choralar: muloqotda bo'lganlarni tibbiy kuzatuv va bakteriologik tekshiruvga olish, ko'rsatma bo'yicha bakteriofag berish [1]. Suv yo'li bilan bog'liq o'choqlarda suv manbasini zudlik bilan nazorat qilish birinchi o'ringa chiqadi. Muloqotda bo'lganlar bir maksimal inkubatsion davr mobaynida kuzatiladi; agar shu muddat ichida yangi kasallanish yuzaga kelmasa, o'choq so'ngan hisoblanadi. Bemor kasalxonadan bakteriologik tekshiruv salbiy natija bergachgina chiqariladi, chunki qo'zg'atuvchini ajratishda davom etayotgan shaxs atrofga xavf tug'diradi.</w:t>
       </w:r>
     </w:p>
     <w:p>
@@ -141,7 +159,7 @@
         <w:spacing w:after="80" w:before="160"/>
       </w:pPr>
       <w:r>
-        <w:t xml:space="preserve">Oldini olish choralari</w:t>
+        <w:t xml:space="preserve">Profilaktika</w:t>
       </w:r>
     </w:p>
     <w:p>
@@ -150,85 +168,16 @@
         <w:jc w:val="both"/>
       </w:pPr>
       <w:r>
-        <w:t xml:space="preserve">Salmonellyozning oldini olish choralari yuqish yo'liga — oziq-ovqat xavfsizligiga qaratiladi. Asosiy profilaktik tadbirlar:</w:t>
-      </w:r>
-    </w:p>
-    <w:p>
-      <w:pPr>
-        <w:pStyle w:val="ListParagraph"/>
-        <w:numPr>
-          <w:ilvl w:val="0"/>
-          <w:numId w:val="2"/>
-        </w:numPr>
-        <w:spacing w:after="40"/>
-      </w:pPr>
-      <w:r>
-        <w:t xml:space="preserve">oziq-ovqat mahsulotlarini (ayniqsa go'sht, tuxum) yetarli darajada issiqlik bilan ishlov berish;</w:t>
-      </w:r>
-    </w:p>
-    <w:p>
-      <w:pPr>
-        <w:pStyle w:val="ListParagraph"/>
-        <w:numPr>
-          <w:ilvl w:val="0"/>
-          <w:numId w:val="2"/>
-        </w:numPr>
-        <w:spacing w:after="40"/>
-      </w:pPr>
-      <w:r>
-        <w:t xml:space="preserve">xom va tayyor mahsulotlarni alohida saqlash va ishlov berish (krest kontaminatsiyaning oldini olish);</w:t>
-      </w:r>
-    </w:p>
-    <w:p>
-      <w:pPr>
-        <w:pStyle w:val="ListParagraph"/>
-        <w:numPr>
-          <w:ilvl w:val="0"/>
-          <w:numId w:val="2"/>
-        </w:numPr>
-        <w:spacing w:after="40"/>
-      </w:pPr>
-      <w:r>
-        <w:t xml:space="preserve">muzlatgich rejimiga rioya qilish va tayyor taomlarni uzoq saqlamaslik;</w:t>
-      </w:r>
-    </w:p>
-    <w:p>
-      <w:pPr>
-        <w:pStyle w:val="ListParagraph"/>
-        <w:numPr>
-          <w:ilvl w:val="0"/>
-          <w:numId w:val="2"/>
-        </w:numPr>
-        <w:spacing w:after="40"/>
-      </w:pPr>
-      <w:r>
-        <w:t xml:space="preserve">parrandachilik va chorvachilik xo'jaliklarida veterinariya-sanitariya nazorati;</w:t>
-      </w:r>
-    </w:p>
-    <w:p>
-      <w:pPr>
-        <w:pStyle w:val="ListParagraph"/>
-        <w:numPr>
-          <w:ilvl w:val="0"/>
-          <w:numId w:val="2"/>
-        </w:numPr>
-        <w:spacing w:after="40"/>
-      </w:pPr>
-      <w:r>
-        <w:t xml:space="preserve">oziq-ovqat korxonalari va umumiy ovqatlanish shoxobchalarida sanitariya nazorati;</w:t>
-      </w:r>
-    </w:p>
-    <w:p>
-      <w:pPr>
-        <w:pStyle w:val="ListParagraph"/>
-        <w:numPr>
-          <w:ilvl w:val="0"/>
-          <w:numId w:val="2"/>
-        </w:numPr>
-        <w:spacing w:after="40"/>
-      </w:pPr>
-      <w:r>
-        <w:t xml:space="preserve">dekretlangan kontingentni muntazam tekshirish va aholi o'rtasida shaxsiy gigiyenani targ'ib qilish.</w:t>
+        <w:t xml:space="preserve">Ich terlama profilaktikasining asosi — sanitariya-gigiyenik tadbirlar: xavfsiz suv ta'minoti, kanalizatsiya, oziq-ovqat xavfsizligi va shaxsiy gigiyena. Dekretlangan kontingent (oziq-ovqat, suv ta'minoti, bolalar muassasalari xodimlari) muntazam bakteriologik tekshiruvdan o'tkaziladi. Maxsus profilaktika sifatida ich terlamaga qarshi vaksina mavjud bo'lib, JSST uni yuqori xavfli hududlarda va xavf guruhlarida qo'llashni tavsiya etadi; zamonaviy konyugat vaksinalar (TCV) kichik yoshdagi bolalarda ham samarali [2]. Biroq maxsus profilaktika sanitariya choralarini to'ldiruvchi vosita bo'lib qoladi. Shuningdek, aholi o'rtasida sog'lom turmush tarzi va shaxsiy gigiyena bo'yicha sanitariya-targ'ibot ishlari olib boriladi, bu ich terlama kabi fekal-oral kasalliklarning oldini olishda arzon va yuqori samarali vosita hisoblanadi. Suv ta'minoti va oziq-ovqat obyektlari ustidan muntazam sanitariya nazorati esa manba va yuqish yo'liga bir vaqtda ta'sir qiladi.</w:t>
+      </w:r>
+    </w:p>
+    <w:p>
+      <w:pPr>
+        <w:pStyle w:val="Heading2"/>
+        <w:spacing w:after="80" w:before="160"/>
+      </w:pPr>
+      <w:r>
+        <w:t xml:space="preserve">Xulosa</w:t>
       </w:r>
     </w:p>
     <w:p>
@@ -237,43 +186,7 @@
         <w:jc w:val="both"/>
       </w:pPr>
       <w:r>
-        <w:t xml:space="preserve">Maxsus profilaktika (vaksina) salmonellyozda keng qo'llanilmaydi, shu bois asosiy e'tibor sanitariya-veterinariya choralariga qaratiladi [2]. Oziq-ovqat xavfsizligining xalqaro tamoyillari (masalan, JSSTning "xavfsiz oziq-ovqatning besh qoidasi") salmonellyoz profilaktikasida samarali vosita hisoblanadi: ularga tozalik, xom va tayyor mahsulotni ajratish, to'liq pishirish, xavfsiz haroratda saqlash va xavfsiz suv hamda xomashyodan foydalanish kiradi. Aholi o'rtasida oziq-ovqatni to'g'ri tayyorlash va saqlash bo'yicha sanitariya-targ'ibot ishlari ham muhim o'rin tutadi.</w:t>
-      </w:r>
-    </w:p>
-    <w:p>
-      <w:pPr>
-        <w:pStyle w:val="Heading2"/>
-        <w:spacing w:after="80" w:before="160"/>
-      </w:pPr>
-      <w:r>
-        <w:t xml:space="preserve">Epidemiyaga qarshi chora-tadbirlarni rejalashtirish</w:t>
-      </w:r>
-    </w:p>
-    <w:p>
-      <w:pPr>
-        <w:spacing w:after="120"/>
-        <w:jc w:val="both"/>
-      </w:pPr>
-      <w:r>
-        <w:t xml:space="preserve">Salmonellyoz o'chog'ida chora-tadbirlar epidemiologik tekshiruv asosida rejalashtiriladi: aybdor mahsulot va uning ifloslanish sababini aniqlash, mahsulotni muomaladan chiqarish, o'choqda dezinfeksiya, bemorlar va tashuvchilarni aniqlash hamda muloqotda bo'lganlarni kuzatish. Guruhiy o'choqlarda (umumiy ovqatlanish bilan bog'liq) tezkor epidemiologik tekshiruv o'tkazilib, oziq-ovqat zanjirining zaif nuqtasi topiladi. Rejalashtirishda oziq-ovqat xavfsizligi tizimi (ishlab chiqarish, saqlash, tashish, sotish) ustidan nazorat markaziy o'rin tutadi va bu veterinariya xizmati bilan hamkorlikni talab qiladi [1]. Epidemiologik tekshiruvda kasal bo'lganlarning umumiy iste'mol qilgan mahsuloti aniqlanadi, shubhali mahsulot namunalari laboratoriyaga yuboriladi va qo'zg'atuvchi shtammi bemorlardan ajratilgan shtamm bilan taqqoslanadi. Bu usul aybdor mahsulotni ishonchli aniqlash va o'xshash o'choqlarning oldini olish imkonini beradi.</w:t>
-      </w:r>
-    </w:p>
-    <w:p>
-      <w:pPr>
-        <w:pStyle w:val="Heading2"/>
-        <w:spacing w:after="80" w:before="160"/>
-      </w:pPr>
-      <w:r>
-        <w:t xml:space="preserve">Xulosa</w:t>
-      </w:r>
-    </w:p>
-    <w:p>
-      <w:pPr>
-        <w:spacing w:after="120"/>
-        <w:jc w:val="both"/>
-      </w:pPr>
-      <w:r>
-        <w:t xml:space="preserve">Salmonellyoz — zoonoz-antroponoz ichak infeksiyasi bo'lib, infeksiya manbai asosan hayvonlar (parranda, tuxum, go'sht), yetakchi yuqish yo'li esa oziq-ovqatdir. Kasallanish yozgi-kuzgi mavsumiylikka ega va ko'pincha oziq-ovqat bilan bog'liq guruhiy o'choqlar ko'rinishida yuzaga keladi. Oldini olishning asosi — oziq-ovqat xavfsizligi, issiqlik ishlovi, to'g'ri saqlash va veterinariya-sanitariya nazoratidir. Epidemiyaga qarshi tadbirlar aybdor mahsulotni aniqlash, uni muomaladan chiqarish va oziq-ovqat zanjirini nazorat qilishni qamrab oladi. O'zbekistonda bu ish SSV ning 122-sonli buyrug'i bilan tartibga solingan [1]. Salmonellyozning zoonoz tabiati va oziq-ovqat orqali yuqishi uni sektorlararo hamkorlik va "Yagona salomatlik" yondashuvini talab qiladigan kasalliklar qatoriga qo'yadi. Vrach-epidemiolog uchun salmonellyoz epidemiologiyasini, ayniqsa oziq-ovqat zanjiridagi xavf nuqtalarini bilish, guruhiy o'choqlarni tez va samarali tekshirishning asosidir.</w:t>
+        <w:t xml:space="preserve">Ich terlama Salmonella Typhi keltirib chiqaradigan antroponoz ichak infeksiyasi bo'lib, infeksiya manbai faqat odam — kasal yoki surunkali tashuvchidir. Kasallik fekal-oral mexanizm orqali suv, oziq-ovqat va maishiy yo'llar bilan yuqadi, inkubatsion davri 6–30 kun. Tashxis bakteriologik (gemokultura, koprokultura) va serologik usullarga asoslanadi. Epidemiyaga qarshi tadbirlar bemorni kasalxonaga yotqizish, dezinfeksiya, muloqotdagilarni kuzatish va suv-oziq-ovqat nazoratini qamrab oladi. Profilaktikaning asosi sanitariya choralari bo'lib, O'zbekistonda bu ish SSV ning 122-sonli buyrug'i bilan tartibga solingan [1]. Surunkali bakteriotashuvchilikning mavjudligi ich terlamaning boshqa ichak infeksiyalaridan muhim farqi bo'lib, u manba ustidan nazoratni va tashuvchilarni faol aniqlashni alohida dolzarb qiladi. Shu bois vrach-epidemiolog uchun ich terlama epidemik jarayonining xususiyatlarini chuqur bilish zarur.</w:t>
       </w:r>
     </w:p>
     <w:p>
@@ -308,7 +221,7 @@
         <w:spacing w:after="40"/>
       </w:pPr>
       <w:r>
-        <w:t xml:space="preserve">World Health Organization. Salmonella (non-typhoidal) fact sheet; Food safety. URL: https://www.who.int/news-room/fact-sheets/detail/salmonella-(non-typhoidal)</w:t>
+        <w:t xml:space="preserve">World Health Organization. Typhoid vaccines: WHO position paper; CDC. Clinical overview of typhoid fever (incubation 6–30 days). URL: https://www.who.int ; https://www.cdc.gov/typhoid-fever/hcp/clinical-overview/index.html</w:t>
       </w:r>
     </w:p>
     <w:sectPr>
@@ -514,6 +427,18 @@
       <w:lvlJc w:val="left"/>
       <w:pPr>
         <w:ind w:left="576" w:hanging="316"/>
+      </w:pPr>
+    </w:lvl>
+  </w:abstractNum>
+  <w:abstractNum w:abstractNumId="90">
+    <w:multiLevelType w:val="hybridMultilevel"/>
+    <w:lvl w:ilvl="0">
+      <w:start w:val="1"/>
+      <w:numFmt w:val="decimal"/>
+      <w:lvlText w:val="%1)"/>
+      <w:lvlJc w:val="left"/>
+      <w:pPr>
+        <w:ind w:left="851" w:hanging="425"/>
       </w:pPr>
     </w:lvl>
   </w:abstractNum>
@@ -531,6 +456,12 @@
   </w:num>
   <w:num w:numId="3">
     <w:abstractNumId w:val="4"/>
+    <w:lvlOverride w:ilvl="0">
+      <w:startOverride w:val="1"/>
+    </w:lvlOverride>
+  </w:num>
+  <w:num w:numId="101">
+    <w:abstractNumId w:val="90"/>
     <w:lvlOverride w:ilvl="0">
       <w:startOverride w:val="1"/>
     </w:lvlOverride>

--- a/javoblar/044.docx
+++ b/javoblar/044.docx
@@ -5,72 +5,125 @@
     <w:p>
       <w:pPr>
         <w:pStyle w:val="Heading1"/>
-        <w:spacing w:after="200"/>
-      </w:pPr>
-      <w:r>
+        <w:spacing w:after="240"/>
+        <w:jc w:val="center"/>
+      </w:pPr>
+      <w:r>
+        <w:rPr>
+          <w:rFonts w:ascii="Times New Roman" w:cs="Times New Roman" w:eastAsia="Times New Roman" w:hAnsi="Times New Roman"/>
+          <w:b/>
+          <w:bCs/>
+          <w:sz w:val="28"/>
+          <w:szCs w:val="28"/>
+        </w:rPr>
         <w:t xml:space="preserve">44. Ich terlama kasalligida epidemik jarayon xususiyatlari, unga tashxis qo'yish. Epidemiyaga qarshi chora-tadbirlarni rejalashtirish</w:t>
       </w:r>
     </w:p>
     <w:p>
       <w:pPr>
-        <w:spacing w:after="120"/>
+        <w:spacing w:after="120" w:line="276"/>
+        <w:ind w:firstLine="567"/>
         <w:jc w:val="both"/>
       </w:pPr>
       <w:r>
+        <w:rPr>
+          <w:rFonts w:ascii="Times New Roman" w:cs="Times New Roman" w:eastAsia="Times New Roman" w:hAnsi="Times New Roman"/>
+          <w:sz w:val="28"/>
+          <w:szCs w:val="28"/>
+        </w:rPr>
         <w:t xml:space="preserve">Ich terlama (qorin tifi) — Salmonella Typhi bakteriyasi keltirib chiqaradigan o'tkir antroponoz ichak infeksiyasi bo'lib, u yuqori isitma, intoksikatsiya, oshqozon-ichak trakti zararlanishi va o'ziga xos toshma bilan kechadi. O'zbekistonda ich terlamaga qarshi kurash SSV ning 2015-yil 25-martdagi 122-sonli buyrug'i bilan tartibga solingan [1]. Kasallik fekal-oral mexanizm orqali yuqadi va sanitariya sharoiti past, xavfsiz suvga kirish cheklangan hududlarda keng tarqalgan; u dunyo bo'ylab, ayniqsa rivojlanayotgan mamlakatlarda jiddiy jamoat salomatligi muammosi bo'lib qolmoqda [2].</w:t>
       </w:r>
     </w:p>
     <w:p>
       <w:pPr>
         <w:pStyle w:val="Heading2"/>
-        <w:spacing w:after="80" w:before="160"/>
-      </w:pPr>
-      <w:r>
+        <w:spacing w:after="100" w:before="200"/>
+      </w:pPr>
+      <w:r>
+        <w:rPr>
+          <w:rFonts w:ascii="Times New Roman" w:cs="Times New Roman" w:eastAsia="Times New Roman" w:hAnsi="Times New Roman"/>
+          <w:b/>
+          <w:bCs/>
+          <w:sz w:val="28"/>
+          <w:szCs w:val="28"/>
+        </w:rPr>
         <w:t xml:space="preserve">Etiologiya va infeksiya manbai</w:t>
       </w:r>
     </w:p>
     <w:p>
       <w:pPr>
-        <w:spacing w:after="120"/>
+        <w:spacing w:after="120" w:line="276"/>
+        <w:ind w:firstLine="567"/>
         <w:jc w:val="both"/>
       </w:pPr>
       <w:r>
+        <w:rPr>
+          <w:rFonts w:ascii="Times New Roman" w:cs="Times New Roman" w:eastAsia="Times New Roman" w:hAnsi="Times New Roman"/>
+          <w:sz w:val="28"/>
+          <w:szCs w:val="28"/>
+        </w:rPr>
         <w:t xml:space="preserve">Qo'zg'atuvchi — Salmonella enterica serovar Typhi bo'lib, u faqat odam organizmida yashaydigan (inson bilan cheklangan) mikroorganizmdir [2]. Shu bois ich terlama antroponoz hisoblanadi va infeksiya manbai faqat odam — kasal yoki qo'zg'atuvchi tashuvchi bo'ladi. Ich terlamada surunkali bakteriotashuvchilik alohida epidemiologik ahamiyatga ega: sog'aygan ba'zi shaxslar uzoq vaqt, ba'zan umrbod qo'zg'atuvchini ajratib turadi va klinik belgisiz holda infeksiya manbai bo'lib qoladi. Aynan surunkali tashuvchilar ko'pincha yangi o'choqlarning manbai hisoblanadi va ularni aniqlash qiyin [1][2]. Qo'zg'atuvchi odam o't pufagida uzoq saqlanishi mumkin, shu sababli surunkali tashuvchilik ko'pincha o't yo'llari patologiyasi bilan bog'liq bo'ladi. Tashuvchilarni o'z vaqtida aniqlash va ularni oziq-ovqat hamda suv ta'minoti bilan bog'liq ishlardan chetlatish ich terlama epidemiologik nazoratining muhim vazifasidir, chunki bitta aniqlanmagan tashuvchi ko'p sonli kasallanishga sabab bo'lishi mumkin.</w:t>
       </w:r>
     </w:p>
     <w:p>
       <w:pPr>
         <w:pStyle w:val="Heading2"/>
-        <w:spacing w:after="80" w:before="160"/>
-      </w:pPr>
-      <w:r>
+        <w:spacing w:after="100" w:before="200"/>
+      </w:pPr>
+      <w:r>
+        <w:rPr>
+          <w:rFonts w:ascii="Times New Roman" w:cs="Times New Roman" w:eastAsia="Times New Roman" w:hAnsi="Times New Roman"/>
+          <w:b/>
+          <w:bCs/>
+          <w:sz w:val="28"/>
+          <w:szCs w:val="28"/>
+        </w:rPr>
         <w:t xml:space="preserve">Epidemik jarayon xususiyatlari</w:t>
       </w:r>
     </w:p>
     <w:p>
       <w:pPr>
-        <w:spacing w:after="120"/>
+        <w:spacing w:after="120" w:line="276"/>
+        <w:ind w:firstLine="567"/>
         <w:jc w:val="both"/>
       </w:pPr>
       <w:r>
-        <w:t xml:space="preserve">Ich terlamada epidemik jarayonning quyidagi xususiyatlari ajralib turadi. Qo'zg'atuvchi najas va siydik orqali tashqi muhitga chiqadi, so'ng suv, oziq-ovqat yoki iflos qo'llar orqali yangi organizmga kiradi. Yuqishning asosiy yo'llari suv, oziq-ovqat va maishiy-kontakt yo'llari bo'lib, suv yo'li ko'pincha ko'p sonli holatlar bilan kechadigan epidemiyalarni keltirib chiqaradi. Inkubatsion davr odatda 6–30 kunni tashkil etadi, bu kasallikning klinik va epidemiologik kuzatuvida, xususan o'choq davomiyligini va kuzatuv muddatini belgilashda hisobga olinadi; paratiflarda inkubatsion davr qisqaroq — 1–10 kun [2]. Kasallanish yozgi-kuzgi mavsumiylikka ega va bemor qo'zg'atuvchini kasallikning turli davrlarida, jumladan sog'ayish davrida ham ajratishi mumkin. Epidemik jarayonning jadalligi aholining sanitariya sharoiti, suv ta'minotining holati va surunkali tashuvchilar soniga bog'liq. Suv yo'li epidemiyalarida kasallanish bir vaqtda ko'tariladi va bir manba (ifloslangan quduq yoki vodoprovod) bilan bog'lanadi, maishiy-kontakt yo'lida esa holatlar asta-sekin, oilalar ichida tarqaladi; bu farqlar epidemiologik tashxis uchun muhim ko'rsatkichdir.</w:t>
+        <w:rPr>
+          <w:rFonts w:ascii="Times New Roman" w:cs="Times New Roman" w:eastAsia="Times New Roman" w:hAnsi="Times New Roman"/>
+          <w:sz w:val="28"/>
+          <w:szCs w:val="28"/>
+        </w:rPr>
+        <w:t xml:space="preserve">Ich terlamada epidemik jarayonning quyidagi xususiyatlari ajralib turadi. Qo'zg'atuvchi najas va siydik orqali tashqi muhitga chiqadi, so'ng suv, oziq-ovqat yoki iflos qo'llar orqali yangi organizmga kiradi. Yuqishning asosiy yo'llari suv, oziq-ovqat va maishiy-kontakt yo'llari bo'lib, suv yo'li ko'pincha ko'p sonli holatlar bilan kechadigan epidemiyalarni keltirib chiqaradi. Kasallanish yozgi-kuzgi mavsumiylikka ega va bemor qo'zg'atuvchini kasallikning turli davrlarida, jumladan sog'ayish davrida ham ajratishi mumkin. Epidemik jarayonning jadalligi aholining sanitariya sharoiti, suv ta'minotining holati va surunkali tashuvchilar soniga bog'liq. Suv yo'li epidemiyalarida kasallanish bir vaqtda ko'tariladi va bir manba (ifloslangan quduq yoki vodoprovod) bilan bog'lanadi, maishiy-kontakt yo'lida esa holatlar asta-sekin, oilalar ichida tarqaladi; bu farqlar epidemiologik tashxis uchun muhim ko'rsatkichdir.</w:t>
       </w:r>
     </w:p>
     <w:p>
       <w:pPr>
         <w:pStyle w:val="Heading2"/>
-        <w:spacing w:after="80" w:before="160"/>
-      </w:pPr>
-      <w:r>
+        <w:spacing w:after="100" w:before="200"/>
+      </w:pPr>
+      <w:r>
+        <w:rPr>
+          <w:rFonts w:ascii="Times New Roman" w:cs="Times New Roman" w:eastAsia="Times New Roman" w:hAnsi="Times New Roman"/>
+          <w:b/>
+          <w:bCs/>
+          <w:sz w:val="28"/>
+          <w:szCs w:val="28"/>
+        </w:rPr>
         <w:t xml:space="preserve">Tashxis qo'yish</w:t>
       </w:r>
     </w:p>
     <w:p>
       <w:pPr>
-        <w:spacing w:after="120"/>
+        <w:spacing w:after="120" w:line="276"/>
+        <w:ind w:firstLine="567"/>
         <w:jc w:val="both"/>
       </w:pPr>
       <w:r>
+        <w:rPr>
+          <w:rFonts w:ascii="Times New Roman" w:cs="Times New Roman" w:eastAsia="Times New Roman" w:hAnsi="Times New Roman"/>
+          <w:sz w:val="28"/>
+          <w:szCs w:val="28"/>
+        </w:rPr>
         <w:t xml:space="preserve">Ich terlamaga tashxis klinik, epidemiologik va laboratoriya ma'lumotlari asosida qo'yiladi. Laboratoriya tashxisi hal qiluvchi ahamiyatga ega va quyidagilarni o'z ichiga oladi:</w:t>
       </w:r>
     </w:p>
@@ -79,11 +132,17 @@
         <w:pStyle w:val="ListParagraph"/>
         <w:numPr>
           <w:ilvl w:val="0"/>
-          <w:numId w:val="101"/>
+          <w:numId w:val="2"/>
         </w:numPr>
-        <w:spacing w:after="40"/>
-      </w:pPr>
-      <w:r>
+        <w:spacing w:after="60" w:line="276"/>
+        <w:jc w:val="both"/>
+      </w:pPr>
+      <w:r>
+        <w:rPr>
+          <w:rFonts w:ascii="Times New Roman" w:cs="Times New Roman" w:eastAsia="Times New Roman" w:hAnsi="Times New Roman"/>
+          <w:sz w:val="28"/>
+          <w:szCs w:val="28"/>
+        </w:rPr>
         <w:t xml:space="preserve">bakteriologik usul — qondan qo'zg'atuvchini ajratish (gemokultura) kasallikning birinchi haftasida eng samarali va ishonchli;</w:t>
       </w:r>
     </w:p>
@@ -92,11 +151,17 @@
         <w:pStyle w:val="ListParagraph"/>
         <w:numPr>
           <w:ilvl w:val="0"/>
-          <w:numId w:val="101"/>
+          <w:numId w:val="2"/>
         </w:numPr>
-        <w:spacing w:after="40"/>
-      </w:pPr>
-      <w:r>
+        <w:spacing w:after="60" w:line="276"/>
+        <w:jc w:val="both"/>
+      </w:pPr>
+      <w:r>
+        <w:rPr>
+          <w:rFonts w:ascii="Times New Roman" w:cs="Times New Roman" w:eastAsia="Times New Roman" w:hAnsi="Times New Roman"/>
+          <w:sz w:val="28"/>
+          <w:szCs w:val="28"/>
+        </w:rPr>
         <w:t xml:space="preserve">najas va siydikdan qo'zg'atuvchini ajratish (koprokultura, urinokultura) — keyingi haftalarda va tashuvchilarni aniqlashda;</w:t>
       </w:r>
     </w:p>
@@ -105,11 +170,17 @@
         <w:pStyle w:val="ListParagraph"/>
         <w:numPr>
           <w:ilvl w:val="0"/>
-          <w:numId w:val="101"/>
+          <w:numId w:val="2"/>
         </w:numPr>
-        <w:spacing w:after="40"/>
-      </w:pPr>
-      <w:r>
+        <w:spacing w:after="60" w:line="276"/>
+        <w:jc w:val="both"/>
+      </w:pPr>
+      <w:r>
+        <w:rPr>
+          <w:rFonts w:ascii="Times New Roman" w:cs="Times New Roman" w:eastAsia="Times New Roman" w:hAnsi="Times New Roman"/>
+          <w:sz w:val="28"/>
+          <w:szCs w:val="28"/>
+        </w:rPr>
         <w:t xml:space="preserve">serologik usul — qon zardobida spetsifik antitelolarni aniqlash (Vidal reaksiyasi va zamonaviy IFA usullari), odatda kasallikning ikkinchi haftasidan boshlab informativ;</w:t>
       </w:r>
     </w:p>
@@ -118,83 +189,187 @@
         <w:pStyle w:val="ListParagraph"/>
         <w:numPr>
           <w:ilvl w:val="0"/>
-          <w:numId w:val="101"/>
+          <w:numId w:val="2"/>
         </w:numPr>
-        <w:spacing w:after="40"/>
-      </w:pPr>
-      <w:r>
+        <w:spacing w:after="60" w:line="276"/>
+        <w:jc w:val="both"/>
+      </w:pPr>
+      <w:r>
+        <w:rPr>
+          <w:rFonts w:ascii="Times New Roman" w:cs="Times New Roman" w:eastAsia="Times New Roman" w:hAnsi="Times New Roman"/>
+          <w:sz w:val="28"/>
+          <w:szCs w:val="28"/>
+        </w:rPr>
         <w:t xml:space="preserve">o't suyuqligi (duodenal zond) dan ekish — surunkali tashuvchilikni aniqlashda qo'llaniladi.</w:t>
       </w:r>
     </w:p>
     <w:p>
       <w:pPr>
-        <w:spacing w:after="120"/>
+        <w:spacing w:after="120" w:line="276"/>
+        <w:ind w:firstLine="567"/>
         <w:jc w:val="both"/>
       </w:pPr>
       <w:r>
+        <w:rPr>
+          <w:rFonts w:ascii="Times New Roman" w:cs="Times New Roman" w:eastAsia="Times New Roman" w:hAnsi="Times New Roman"/>
+          <w:sz w:val="28"/>
+          <w:szCs w:val="28"/>
+        </w:rPr>
         <w:t xml:space="preserve">Laboratoriya namunalari antibakterial davolash boshlanishidan oldin olinishi tashxisning aniqligini oshiradi, chunki antibiotik qo'zg'atuvchini ajratishni qiyinlashtiradi [1]. Namunalar olish qoidalariga qat'iy rioya qilish, ularni to'g'ri saqlash va iloji boricha tez laboratoriyaga yetkazish olingan natijaning ishonchliligini belgilaydi. Erta va to'g'ri qo'yilgan laboratoriya tashxisi nafaqat bemorni davolash, balki epidemiologik nazorat uchun ham muhim.</w:t>
       </w:r>
     </w:p>
     <w:p>
       <w:pPr>
         <w:pStyle w:val="Heading2"/>
-        <w:spacing w:after="80" w:before="160"/>
-      </w:pPr>
-      <w:r>
+        <w:spacing w:after="100" w:before="200"/>
+      </w:pPr>
+      <w:r>
+        <w:rPr>
+          <w:rFonts w:ascii="Times New Roman" w:cs="Times New Roman" w:eastAsia="Times New Roman" w:hAnsi="Times New Roman"/>
+          <w:b/>
+          <w:bCs/>
+          <w:sz w:val="28"/>
+          <w:szCs w:val="28"/>
+        </w:rPr>
         <w:t xml:space="preserve">Epidemiyaga qarshi chora-tadbirlar</w:t>
       </w:r>
     </w:p>
     <w:p>
       <w:pPr>
-        <w:spacing w:after="120"/>
+        <w:spacing w:after="120" w:line="276"/>
+        <w:ind w:firstLine="567"/>
         <w:jc w:val="both"/>
       </w:pPr>
       <w:r>
+        <w:rPr>
+          <w:rFonts w:ascii="Times New Roman" w:cs="Times New Roman" w:eastAsia="Times New Roman" w:hAnsi="Times New Roman"/>
+          <w:sz w:val="28"/>
+          <w:szCs w:val="28"/>
+        </w:rPr>
         <w:t xml:space="preserve">Ich terlama o'chog'ida chora-tadbirlar uch yo'nalish bo'yicha rejalashtiriladi. Infeksiya manbaiga qaratilgan choralar: bemorni majburiy kasalxonaga yotqizish, davolash va bakteriologik nazorat ostida chiqarish, tashuvchilarni aniqlash va hisobga olish. Yuqish mexanizmiga qaratilgan choralar: o'choqda joriy va yakuniy dezinfeksiya, suv va oziq-ovqat manbalarini nazorat qilish. Qabul qiluvchan organizmga qaratilgan choralar: muloqotda bo'lganlarni tibbiy kuzatuv va bakteriologik tekshiruvga olish, ko'rsatma bo'yicha bakteriofag berish [1]. Suv yo'li bilan bog'liq o'choqlarda suv manbasini zudlik bilan nazorat qilish birinchi o'ringa chiqadi. Muloqotda bo'lganlar bir maksimal inkubatsion davr mobaynida kuzatiladi; agar shu muddat ichida yangi kasallanish yuzaga kelmasa, o'choq so'ngan hisoblanadi. Bemor kasalxonadan bakteriologik tekshiruv salbiy natija bergachgina chiqariladi, chunki qo'zg'atuvchini ajratishda davom etayotgan shaxs atrofga xavf tug'diradi.</w:t>
       </w:r>
     </w:p>
     <w:p>
       <w:pPr>
         <w:pStyle w:val="Heading2"/>
-        <w:spacing w:after="80" w:before="160"/>
-      </w:pPr>
-      <w:r>
+        <w:spacing w:after="100" w:before="200"/>
+      </w:pPr>
+      <w:r>
+        <w:rPr>
+          <w:rFonts w:ascii="Times New Roman" w:cs="Times New Roman" w:eastAsia="Times New Roman" w:hAnsi="Times New Roman"/>
+          <w:b/>
+          <w:bCs/>
+          <w:sz w:val="28"/>
+          <w:szCs w:val="28"/>
+        </w:rPr>
         <w:t xml:space="preserve">Profilaktika</w:t>
       </w:r>
     </w:p>
     <w:p>
       <w:pPr>
-        <w:spacing w:after="120"/>
+        <w:spacing w:after="120" w:line="276"/>
+        <w:ind w:firstLine="567"/>
         <w:jc w:val="both"/>
       </w:pPr>
       <w:r>
+        <w:rPr>
+          <w:rFonts w:ascii="Times New Roman" w:cs="Times New Roman" w:eastAsia="Times New Roman" w:hAnsi="Times New Roman"/>
+          <w:sz w:val="28"/>
+          <w:szCs w:val="28"/>
+        </w:rPr>
         <w:t xml:space="preserve">Ich terlama profilaktikasining asosi — sanitariya-gigiyenik tadbirlar: xavfsiz suv ta'minoti, kanalizatsiya, oziq-ovqat xavfsizligi va shaxsiy gigiyena. Dekretlangan kontingent (oziq-ovqat, suv ta'minoti, bolalar muassasalari xodimlari) muntazam bakteriologik tekshiruvdan o'tkaziladi. Maxsus profilaktika sifatida ich terlamaga qarshi vaksina mavjud bo'lib, JSST uni yuqori xavfli hududlarda va xavf guruhlarida qo'llashni tavsiya etadi; zamonaviy konyugat vaksinalar (TCV) kichik yoshdagi bolalarda ham samarali [2]. Biroq maxsus profilaktika sanitariya choralarini to'ldiruvchi vosita bo'lib qoladi. Shuningdek, aholi o'rtasida sog'lom turmush tarzi va shaxsiy gigiyena bo'yicha sanitariya-targ'ibot ishlari olib boriladi, bu ich terlama kabi fekal-oral kasalliklarning oldini olishda arzon va yuqori samarali vosita hisoblanadi. Suv ta'minoti va oziq-ovqat obyektlari ustidan muntazam sanitariya nazorati esa manba va yuqish yo'liga bir vaqtda ta'sir qiladi.</w:t>
       </w:r>
     </w:p>
     <w:p>
       <w:pPr>
         <w:pStyle w:val="Heading2"/>
-        <w:spacing w:after="80" w:before="160"/>
-      </w:pPr>
-      <w:r>
+        <w:spacing w:after="100" w:before="200"/>
+      </w:pPr>
+      <w:r>
+        <w:rPr>
+          <w:rFonts w:ascii="Times New Roman" w:cs="Times New Roman" w:eastAsia="Times New Roman" w:hAnsi="Times New Roman"/>
+          <w:b/>
+          <w:bCs/>
+          <w:sz w:val="28"/>
+          <w:szCs w:val="28"/>
+        </w:rPr>
+        <w:t xml:space="preserve">Milliy yo'riqnoma ma'lumotlari: tashuvchilik va chiqarish tartibi</w:t>
+      </w:r>
+    </w:p>
+    <w:p>
+      <w:pPr>
+        <w:spacing w:after="120" w:line="276"/>
+        <w:ind w:firstLine="567"/>
+        <w:jc w:val="both"/>
+      </w:pPr>
+      <w:r>
+        <w:rPr>
+          <w:rFonts w:ascii="Times New Roman" w:cs="Times New Roman" w:eastAsia="Times New Roman" w:hAnsi="Times New Roman"/>
+          <w:sz w:val="28"/>
+          <w:szCs w:val="28"/>
+        </w:rPr>
+        <w:t xml:space="preserve">Yo'riqnomaga ko'ra ich terlama va paratiflar dunyoning barcha mamlakatlarida tarqalgan, ommaviy zararlanishda o'choqdagi aholining 40–50 foizigacha kasallanishi mumkin; kasallik tuzilmasida paratiflar 10–30 foizni tashkil etadi. Ich terlama qo'zg'atuvchisi 92 ta barqaror fagotipga, paratif A 6 ta va paratif B 11 ta fagotipga ega; u 60 °C da qaynatilganda 30 daqiqada o'ladi, chiqindi va hojatxona qoldig'ida yetti haftagacha saqlanadi, dezinfeksiyada 30–45 daqiqada nobud bo'ladi [1]. Levomitsetinga sezgir shtammlarda kasallanganlarning 3–5 foizida surunkali, 20 foizida o'tkir tashuvchilik hosil bo'ladi, chidamli shtammlarda siydik orqali surunkali tashuvchilik 38 foizgacha yetadi; paratiflarda surunkali tashuvchilik 2–2,5 baravar ko'p [1]. Antibiotik olgan rekonvalessentlar me'yoriy haroratning 21-kunidan, olmaganlar 14-kunidan shifoxonadan chiqariladi; nazorat bakteriologik tekshiruvda qo'zg'atuvchining ajralishi chiqarishga to'sqinlik qilmaydi [1].</w:t>
+      </w:r>
+    </w:p>
+    <w:p>
+      <w:pPr>
+        <w:spacing w:after="120" w:line="276"/>
+        <w:ind w:firstLine="567"/>
+        <w:jc w:val="both"/>
+      </w:pPr>
+      <w:r>
+        <w:rPr>
+          <w:rFonts w:ascii="Times New Roman" w:cs="Times New Roman" w:eastAsia="Times New Roman" w:hAnsi="Times New Roman"/>
+          <w:sz w:val="28"/>
+          <w:szCs w:val="28"/>
+        </w:rPr>
+        <w:t xml:space="preserve">Ich terlama va paratiflar bo'yicha kichik noxush hudud — oxirgi 3–5 yil davomida har yili bemor yoki surunkali tashuvchi qayd etilgan aholi hududi, qishloq yoki ko'chadir; bunday hududlarda sog'lomlashtirish rejasi ishlab chiqilib, hokimlik tomonidan tasdiqlanadi, fagoprofilaktika va ich terlamaga qarshi emlash o'tkaziladi, paratiflarda esa emlash faqat rejali guruhlarda, polivalent salmonellyoz fagi tarqatilishi bilan cheklanadi [1]. O'choqli dezinfeksiya qorin tifi o'choqlarida majburiy bo'lib, 24 soat ichida va kamida 95 foiz qamrov bilan o'tkaziladi [3].</w:t>
+      </w:r>
+    </w:p>
+    <w:p>
+      <w:pPr>
+        <w:pStyle w:val="Heading2"/>
+        <w:spacing w:after="100" w:before="200"/>
+      </w:pPr>
+      <w:r>
+        <w:rPr>
+          <w:rFonts w:ascii="Times New Roman" w:cs="Times New Roman" w:eastAsia="Times New Roman" w:hAnsi="Times New Roman"/>
+          <w:b/>
+          <w:bCs/>
+          <w:sz w:val="28"/>
+          <w:szCs w:val="28"/>
+        </w:rPr>
         <w:t xml:space="preserve">Xulosa</w:t>
       </w:r>
     </w:p>
     <w:p>
       <w:pPr>
-        <w:spacing w:after="120"/>
+        <w:spacing w:after="120" w:line="276"/>
+        <w:ind w:firstLine="567"/>
         <w:jc w:val="both"/>
       </w:pPr>
       <w:r>
-        <w:t xml:space="preserve">Ich terlama Salmonella Typhi keltirib chiqaradigan antroponoz ichak infeksiyasi bo'lib, infeksiya manbai faqat odam — kasal yoki surunkali tashuvchidir. Kasallik fekal-oral mexanizm orqali suv, oziq-ovqat va maishiy yo'llar bilan yuqadi, inkubatsion davri 6–30 kun. Tashxis bakteriologik (gemokultura, koprokultura) va serologik usullarga asoslanadi. Epidemiyaga qarshi tadbirlar bemorni kasalxonaga yotqizish, dezinfeksiya, muloqotdagilarni kuzatish va suv-oziq-ovqat nazoratini qamrab oladi. Profilaktikaning asosi sanitariya choralari bo'lib, O'zbekistonda bu ish SSV ning 122-sonli buyrug'i bilan tartibga solingan [1]. Surunkali bakteriotashuvchilikning mavjudligi ich terlamaning boshqa ichak infeksiyalaridan muhim farqi bo'lib, u manba ustidan nazoratni va tashuvchilarni faol aniqlashni alohida dolzarb qiladi. Shu bois vrach-epidemiolog uchun ich terlama epidemik jarayonining xususiyatlarini chuqur bilish zarur.</w:t>
+        <w:rPr>
+          <w:rFonts w:ascii="Times New Roman" w:cs="Times New Roman" w:eastAsia="Times New Roman" w:hAnsi="Times New Roman"/>
+          <w:sz w:val="28"/>
+          <w:szCs w:val="28"/>
+        </w:rPr>
+        <w:t xml:space="preserve">Ich terlama Salmonella Typhi keltirib chiqaradigan antroponoz ichak infeksiyasi bo'lib, infeksiya manbai faqat odam — kasal yoki surunkali tashuvchidir. Kasallik fekal-oral mexanizm orqali suv, oziq-ovqat va maishiy yo'llar bilan yuqadi, inkubatsion davri 6–30 kun. Tashxis bakteriologik (gemokultura, koprokultura) va serologik usullarga asoslanadi. Epidemiyaga qarshi tadbirlar bemorni kasalxonaga yotqizish, dezinfeksiya, muloqotdagilarni kuzatish va suv-oziq-ovqat nazoratini qamrab oladi. Profilaktikaning asosi sanitariya choralari bo'lib, O'zbekistonda bu ish SSV ning 122-sonli buyrug'i bilan tartibga solingan [1]. Surunkali bakteriotashuvchilikning mavjudligi ich terlamaning boshqa ichak infeksiyalaridan muhim farqi bo'lib, u manba ustidan nazoratni va tashuvchilarni faol aniqlashni alohida dolzarb qiladi. Shu bois vrach-epidemiolog uchun ich terlama epidemik jarayonining xususiyatlarini chuqur bilish zarur. Qonunga ko'ra o'choqlarda gumon qilinganlarni aniqlash, ajratish va kasalxonaga yotqizish, muloqotda bo'lganlarni laboratoriya tekshiruvidan o'tkazish hamda yuqish yo'llari va omillarini aniqlash choralari o'tkaziladi [4]. Xalqaro yondashuvda ham nazorat odatda yuqish zanjirining aralashuvga eng sezgir bo'g'iniga qaratiladi [5]. JSSTning umumiy ma'lumotlariga ko'ra, diareya infeksiyalari ifloslangan oziq-ovqat yoki suv orqali, shuningdek gigiyena buzilganda odamdan odamga yuqadi [6].</w:t>
       </w:r>
     </w:p>
     <w:p>
       <w:pPr>
         <w:pStyle w:val="Heading2"/>
-        <w:spacing w:after="80" w:before="220"/>
-      </w:pPr>
-      <w:r>
+        <w:spacing w:after="100" w:before="280"/>
+      </w:pPr>
+      <w:r>
+        <w:rPr>
+          <w:rFonts w:ascii="Times New Roman" w:cs="Times New Roman" w:eastAsia="Times New Roman" w:hAnsi="Times New Roman"/>
+          <w:b/>
+          <w:bCs/>
+          <w:sz w:val="28"/>
+          <w:szCs w:val="28"/>
+        </w:rPr>
         <w:t xml:space="preserve">Foydalanilgan adabiyotlar</w:t>
       </w:r>
     </w:p>
@@ -205,10 +380,15 @@
           <w:ilvl w:val="0"/>
           <w:numId w:val="3"/>
         </w:numPr>
-        <w:spacing w:after="40"/>
-      </w:pPr>
-      <w:r>
-        <w:t xml:space="preserve">O'zR Sog'liqni saqlash vazirligining 2015-yil 25-martdagi 122-sonli buyrug'i (ich terlama, paratif, salmonellyoz va o'tkir ichak kasalliklariga qarshi chora-tadbirlar to'g'risida).</w:t>
+        <w:spacing w:after="80" w:line="260"/>
+      </w:pPr>
+      <w:r>
+        <w:rPr>
+          <w:rFonts w:ascii="Times New Roman" w:cs="Times New Roman" w:eastAsia="Times New Roman" w:hAnsi="Times New Roman"/>
+          <w:sz w:val="28"/>
+          <w:szCs w:val="28"/>
+        </w:rPr>
+        <w:t xml:space="preserve">O'zbekiston Respublikasi Sog'liqni saqlash vazirining 25.03.2015-yildagi buyrug'i va 1–3-ilovalari: o'tkir ichak infeksiyalari, ich terlama va paratif hamda salmonellyoz kasalliklarini oldini olish borasidagi sanitariya-gigiyenik, profilaktik va epidemiyaga qarshi chora-tadbirlar yo'riqnomalari. Manba: xayrullokomilov.uz/kutubxona, material № 436 (kutubxonada "Buyruq № 122"; hujjat ichida "125-son" va "122-son" ikkalasi uchraydi — raqam tasdiqlanmagan; matn kirill yozuvida).</w:t>
       </w:r>
     </w:p>
     <w:p>
@@ -218,15 +398,92 @@
           <w:ilvl w:val="0"/>
           <w:numId w:val="3"/>
         </w:numPr>
-        <w:spacing w:after="40"/>
-      </w:pPr>
-      <w:r>
-        <w:t xml:space="preserve">World Health Organization. Typhoid vaccines: WHO position paper; CDC. Clinical overview of typhoid fever (incubation 6–30 days). URL: https://www.who.int ; https://www.cdc.gov/typhoid-fever/hcp/clinical-overview/index.html</w:t>
+        <w:spacing w:after="80" w:line="260"/>
+      </w:pPr>
+      <w:r>
+        <w:rPr>
+          <w:rFonts w:ascii="Times New Roman" w:cs="Times New Roman" w:eastAsia="Times New Roman" w:hAnsi="Times New Roman"/>
+          <w:sz w:val="28"/>
+          <w:szCs w:val="28"/>
+        </w:rPr>
+        <w:t xml:space="preserve">World Health Organization. Typhoid (fact sheet). URL: https://www.who.int/news-room/fact-sheets/detail/typhoid (kirilgan sana: 30.10.2026).</w:t>
+      </w:r>
+    </w:p>
+    <w:p>
+      <w:pPr>
+        <w:pStyle w:val="ListParagraph"/>
+        <w:numPr>
+          <w:ilvl w:val="0"/>
+          <w:numId w:val="3"/>
+        </w:numPr>
+        <w:spacing w:after="80" w:line="260"/>
+      </w:pPr>
+      <w:r>
+        <w:rPr>
+          <w:rFonts w:ascii="Times New Roman" w:cs="Times New Roman" w:eastAsia="Times New Roman" w:hAnsi="Times New Roman"/>
+          <w:sz w:val="28"/>
+          <w:szCs w:val="28"/>
+        </w:rPr>
+        <w:t xml:space="preserve">SanQvaN № 0090-25 (SEO va JS qo'mitasi qarori, Toshkent, 05.05.2025, № 8; Adliya vazirligida 03.06.2025-yilda 350-raqam bilan ro'yxatga olingan), 55, 56, 63, 65-bandlar. URL: https://lex.uz/en/docs/-7556121. Manba: xayrullokomilov.uz/kutubxona, material № 660.</w:t>
+      </w:r>
+    </w:p>
+    <w:p>
+      <w:pPr>
+        <w:pStyle w:val="ListParagraph"/>
+        <w:numPr>
+          <w:ilvl w:val="0"/>
+          <w:numId w:val="3"/>
+        </w:numPr>
+        <w:spacing w:after="80" w:line="260"/>
+      </w:pPr>
+      <w:r>
+        <w:rPr>
+          <w:rFonts w:ascii="Times New Roman" w:cs="Times New Roman" w:eastAsia="Times New Roman" w:hAnsi="Times New Roman"/>
+          <w:sz w:val="28"/>
+          <w:szCs w:val="28"/>
+        </w:rPr>
+        <w:t xml:space="preserve">O'zbekiston Respublikasining "Aholining sanitariya-epidemiologik osoyishtaligi to'g'risida"gi Qonuni (Qonunchilik palatasi 2015-yil 15-iyulda qabul qilgan, Senat 2015-yil 6-avgustda ma'qullagan), 32-modda. URL: https://lex.uz/docs/2732587. Manba: xayrullokomilov.uz/kutubxona, material № 201 (matn kirill yozuvida; asosiy raqami matnda ko'rsatilmagan — tasdiqlanmagan).</w:t>
+      </w:r>
+    </w:p>
+    <w:p>
+      <w:pPr>
+        <w:pStyle w:val="ListParagraph"/>
+        <w:numPr>
+          <w:ilvl w:val="0"/>
+          <w:numId w:val="3"/>
+        </w:numPr>
+        <w:spacing w:after="80" w:line="260"/>
+      </w:pPr>
+      <w:r>
+        <w:rPr>
+          <w:rFonts w:ascii="Times New Roman" w:cs="Times New Roman" w:eastAsia="Times New Roman" w:hAnsi="Times New Roman"/>
+          <w:sz w:val="28"/>
+          <w:szCs w:val="28"/>
+        </w:rPr>
+        <w:t xml:space="preserve">CDC. Principles of Epidemiology in Public Health Practice (SS1978), Lesson 1, Section 10: Chain of Infection. URL: https://archive.cdc.gov/www_cdc_gov/csels/dsepd/ss1978/lesson1/section10.html (kirilgan sana: 30.10.2026).</w:t>
+      </w:r>
+    </w:p>
+    <w:p>
+      <w:pPr>
+        <w:pStyle w:val="ListParagraph"/>
+        <w:numPr>
+          <w:ilvl w:val="0"/>
+          <w:numId w:val="3"/>
+        </w:numPr>
+        <w:spacing w:after="80" w:line="260"/>
+      </w:pPr>
+      <w:r>
+        <w:rPr>
+          <w:rFonts w:ascii="Times New Roman" w:cs="Times New Roman" w:eastAsia="Times New Roman" w:hAnsi="Times New Roman"/>
+          <w:sz w:val="28"/>
+          <w:szCs w:val="28"/>
+        </w:rPr>
+        <w:t xml:space="preserve">World Health Organization. Diarrhoeal disease (fact sheet). URL: https://www.who.int/news-room/fact-sheets/detail/diarrhoeal-disease (kirilgan sana: 30.10.2026).</w:t>
       </w:r>
     </w:p>
     <w:sectPr>
       <w:pgSz w:w="11906" w:h="16838" w:orient="portrait"/>
-      <w:pgMar w:top="1134" w:right="850" w:bottom="1134" w:left="1418" w:header="708" w:footer="708" w:gutter="0"/>
+      <w:pgMar w:top="1134" w:right="850" w:bottom="1134" w:left="1701" w:header="708" w:footer="708" w:gutter="0"/>
       <w:pgNumType/>
       <w:docGrid w:linePitch="360"/>
     </w:sectPr>
@@ -398,12 +655,17 @@
     <w:multiLevelType w:val="hybridMultilevel"/>
     <w:lvl w:ilvl="0" w:tentative="1">
       <w:start w:val="1"/>
-      <w:numFmt w:val="bullet"/>
-      <w:lvlText w:val="•"/>
+      <w:numFmt w:val="decimal"/>
+      <w:lvlText w:val="[%1]"/>
       <w:lvlJc w:val="left"/>
       <w:pPr>
-        <w:ind w:left="576" w:hanging="316"/>
-      </w:pPr>
+        <w:ind w:left="720" w:hanging="720"/>
+      </w:pPr>
+      <w:rPr>
+        <w:rFonts w:ascii="Times New Roman" w:cs="Times New Roman" w:eastAsia="Times New Roman" w:hAnsi="Times New Roman"/>
+        <w:sz w:val="28"/>
+        <w:szCs w:val="28"/>
+      </w:rPr>
     </w:lvl>
   </w:abstractNum>
   <w:abstractNum w:abstractNumId="3" w15:restartNumberingAfterBreak="0">
@@ -411,35 +673,16 @@
     <w:lvl w:ilvl="0" w:tentative="1">
       <w:start w:val="1"/>
       <w:numFmt w:val="decimal"/>
-      <w:lvlText w:val="%1."/>
-      <w:lvlJc w:val="left"/>
-      <w:pPr>
-        <w:ind w:left="576" w:hanging="316"/>
-      </w:pPr>
-    </w:lvl>
-  </w:abstractNum>
-  <w:abstractNum w:abstractNumId="4" w15:restartNumberingAfterBreak="0">
-    <w:multiLevelType w:val="hybridMultilevel"/>
-    <w:lvl w:ilvl="0" w:tentative="1">
-      <w:start w:val="1"/>
-      <w:numFmt w:val="decimal"/>
-      <w:lvlText w:val="%1."/>
-      <w:lvlJc w:val="left"/>
-      <w:pPr>
-        <w:ind w:left="576" w:hanging="316"/>
-      </w:pPr>
-    </w:lvl>
-  </w:abstractNum>
-  <w:abstractNum w:abstractNumId="90">
-    <w:multiLevelType w:val="hybridMultilevel"/>
-    <w:lvl w:ilvl="0">
-      <w:start w:val="1"/>
-      <w:numFmt w:val="decimal"/>
       <w:lvlText w:val="%1)"/>
       <w:lvlJc w:val="left"/>
       <w:pPr>
         <w:ind w:left="851" w:hanging="425"/>
       </w:pPr>
+      <w:rPr>
+        <w:rFonts w:ascii="Times New Roman" w:cs="Times New Roman" w:eastAsia="Times New Roman" w:hAnsi="Times New Roman"/>
+        <w:sz w:val="28"/>
+        <w:szCs w:val="28"/>
+      </w:rPr>
     </w:lvl>
   </w:abstractNum>
   <w:num w:numId="1">
@@ -449,19 +692,13 @@
     </w:lvlOverride>
   </w:num>
   <w:num w:numId="2">
-    <w:abstractNumId w:val="2"/>
+    <w:abstractNumId w:val="3"/>
     <w:lvlOverride w:ilvl="0">
       <w:startOverride w:val="1"/>
     </w:lvlOverride>
   </w:num>
   <w:num w:numId="3">
-    <w:abstractNumId w:val="4"/>
-    <w:lvlOverride w:ilvl="0">
-      <w:startOverride w:val="1"/>
-    </w:lvlOverride>
-  </w:num>
-  <w:num w:numId="101">
-    <w:abstractNumId w:val="90"/>
+    <w:abstractNumId w:val="2"/>
     <w:lvlOverride w:ilvl="0">
       <w:startOverride w:val="1"/>
     </w:lvlOverride>
@@ -475,8 +712,8 @@
     <w:rPrDefault>
       <w:rPr>
         <w:rFonts w:ascii="Times New Roman" w:cs="Times New Roman" w:eastAsia="Times New Roman" w:hAnsi="Times New Roman"/>
-        <w:sz w:val="24"/>
-        <w:szCs w:val="24"/>
+        <w:sz w:val="28"/>
+        <w:szCs w:val="28"/>
       </w:rPr>
     </w:rPrDefault>
     <w:pPrDefault/>
@@ -611,7 +848,7 @@
     <w:unhideWhenUsed/>
     <w:pPr>
       <w:spacing w:after="100"/>
-      <w:ind w:left="240"/>
+      <w:ind w:left="280"/>
     </w:pPr>
   </w:style>
   <w:style w:type="paragraph" w:styleId="TOC3">
@@ -623,7 +860,7 @@
     <w:unhideWhenUsed/>
     <w:pPr>
       <w:spacing w:after="100"/>
-      <w:ind w:left="480"/>
+      <w:ind w:left="560"/>
     </w:pPr>
   </w:style>
   <w:style w:type="paragraph" w:styleId="TOC4">
@@ -635,7 +872,7 @@
     <w:unhideWhenUsed/>
     <w:pPr>
       <w:spacing w:after="100"/>
-      <w:ind w:left="720"/>
+      <w:ind w:left="840"/>
     </w:pPr>
   </w:style>
   <w:style w:type="paragraph" w:styleId="TOC5">
@@ -647,7 +884,7 @@
     <w:unhideWhenUsed/>
     <w:pPr>
       <w:spacing w:after="100"/>
-      <w:ind w:left="960"/>
+      <w:ind w:left="1120"/>
     </w:pPr>
   </w:style>
   <w:style w:type="paragraph" w:styleId="TOC6">
@@ -659,23 +896,11 @@
     <w:unhideWhenUsed/>
     <w:pPr>
       <w:spacing w:after="100"/>
-      <w:ind w:left="1200"/>
+      <w:ind w:left="1400"/>
     </w:pPr>
   </w:style>
   <w:style w:type="paragraph" w:styleId="TOC7">
     <w:name w:val="toc 7"/>
-    <w:basedOn w:val="Normal"/>
-    <w:next w:val="Normal"/>
-    <w:uiPriority w:val="39"/>
-    <w:semiHidden/>
-    <w:unhideWhenUsed/>
-    <w:pPr>
-      <w:spacing w:after="100"/>
-      <w:ind w:left="1440"/>
-    </w:pPr>
-  </w:style>
-  <w:style w:type="paragraph" w:styleId="TOC8">
-    <w:name w:val="toc 8"/>
     <w:basedOn w:val="Normal"/>
     <w:next w:val="Normal"/>
     <w:uiPriority w:val="39"/>
@@ -686,6 +911,18 @@
       <w:ind w:left="1680"/>
     </w:pPr>
   </w:style>
+  <w:style w:type="paragraph" w:styleId="TOC8">
+    <w:name w:val="toc 8"/>
+    <w:basedOn w:val="Normal"/>
+    <w:next w:val="Normal"/>
+    <w:uiPriority w:val="39"/>
+    <w:semiHidden/>
+    <w:unhideWhenUsed/>
+    <w:pPr>
+      <w:spacing w:after="100"/>
+      <w:ind w:left="1960"/>
+    </w:pPr>
+  </w:style>
   <w:style w:type="paragraph" w:styleId="TOC9">
     <w:name w:val="toc 9"/>
     <w:basedOn w:val="Normal"/>
@@ -695,7 +932,7 @@
     <w:unhideWhenUsed/>
     <w:pPr>
       <w:spacing w:after="100"/>
-      <w:ind w:left="1920"/>
+      <w:ind w:left="2240"/>
     </w:pPr>
   </w:style>
   <w:style w:type="character" w:styleId="Hyperlink">
@@ -795,15 +1032,16 @@
     <w:next w:val="Normal"/>
     <w:qFormat/>
     <w:pPr>
-      <w:spacing w:after="200"/>
-      <w:jc w:val="center"/>
+      <w:spacing w:after="240" w:before="0"/>
+      <w:outlineLvl w:val="0"/>
     </w:pPr>
     <w:rPr>
       <w:rFonts w:ascii="Times New Roman" w:cs="Times New Roman" w:eastAsia="Times New Roman" w:hAnsi="Times New Roman"/>
       <w:b/>
       <w:bCs/>
-      <w:sz w:val="28"/>
-      <w:szCs w:val="28"/>
+      <w:color w:val="000000"/>
+      <w:sz w:val="30"/>
+      <w:szCs w:val="30"/>
     </w:rPr>
   </w:style>
   <w:style w:type="paragraph" w:styleId="Heading2">
@@ -811,12 +1049,17 @@
     <w:basedOn w:val="Normal"/>
     <w:next w:val="Normal"/>
     <w:qFormat/>
+    <w:pPr>
+      <w:spacing w:after="100" w:before="200"/>
+      <w:outlineLvl w:val="1"/>
+    </w:pPr>
     <w:rPr>
       <w:rFonts w:ascii="Times New Roman" w:cs="Times New Roman" w:eastAsia="Times New Roman" w:hAnsi="Times New Roman"/>
       <w:b/>
       <w:bCs/>
-      <w:sz w:val="26"/>
-      <w:szCs w:val="26"/>
+      <w:color w:val="000000"/>
+      <w:sz w:val="28"/>
+      <w:szCs w:val="28"/>
     </w:rPr>
   </w:style>
 </w:styles>
